--- a/docs/exports/docx/Support.docx
+++ b/docs/exports/docx/Support.docx
@@ -4,7 +4,7 @@
   <w:body>
     <w:p>
       <w:r>
-        <w:t>Support :root { color-scheme: light; } body { font-family: "Segoe UI", "Helvetica Neue", Arial, sans-serif; margin: 0; padding: 0; background: #ffffff; color: #0f172a; } .markdown-body { max-width: 980px; margin: 40px auto 60px; padding: 0 32px; line-height: 1.65; } .markdown-body h1 { font-size: 32px; margin-bottom: 12px; border-bottom: 2px solid #e2e8f0; padding-bottom: 12px; page-break-before: always; page-break-after: avoid; break-before: page; break-after: avoid; } .markdown-body h1:first-of-type { page-break-before: avoid; break-before: avoid; } .markdown-body h2 { font-size: 24px; margin-top: 28px; border-bottom: 1px solid #e2e8f0; padding-bottom: 8px; page-break-before: always; page-break-after: avoid; break-before: page; break-after: avoid; } .markdown-body h3 { font-size: 18px; margin-top: 20px; page-break-after: avoid; break-after: avoid; } .markdown-body h4, .markdown-body h5, .markdown-body h6 { page-break-after: avoid; break-after: avoid; } .markdown-body table { width: 100%; border-collapse: collapse; margin: 16px 0; font-size: 14px; page-break-inside: avoid; break-inside: avoid; } .markdown-body th, .markdown-body td { border: 1px solid #e2e8f0; padding: 8px 10px; text-align: left; } .markdown-body th { background: #f8fafc; } .markdown-body tr { page-break-inside: avoid; break-inside: avoid; } .markdown-body code { background: #f1f5f9; padding: 2px 4px; border-radius: 4px; font-family: "SFMono-Regular", Menlo, Consolas, monospace; font-size: 0.92em; } .markdown-body pre { background: #0f172a; color: #e2e8f0; padding: 16px; border-radius: 8px; overflow-x: auto; page-break-inside: avoid; break-inside: avoid; } .markdown-body pre code { background: transparent; color: inherit; } .markdown-body blockquote { border-left: 4px solid #38bdf8; margin: 16px 0; padding: 8px 16px; background: #f8fafc; color: #334155; } .markdown-body img { max-width: 100%; height: auto; display: block; margin: 16px 0; border-radius: 10px; box-shadow: 0 8px 20px rgba(15, 23, 42, 0.12); page-break-inside: avoid; break-inside: avoid; } .markdown-body figure { page-break-inside: avoid; break-inside: avoid; margin: 16px 0; } .markdown-body a { color: #2563eb; text-decoration: none; } .markdown-body a:hover { text-decoration: underline; } .cover { padding: 80px 60px 60px; background: linear-gradient(135deg, #0b1220 0%, #1e3a8a 100%); color: #f8fafc; border-radius: 18px; margin-bottom: 32px; } .cover-title { font-size: 36px; font-weight: 700; margin: 0 0 12px; } .cover-subtitle { font-size: 18px; color: #cbd5f5; margin: 0 0 16px; } .cover-meta { font-size: 13px; color: #94a3b8; } .page-break { page-break-after: always; break-after: page; } .footer { margin-top: 40px; font-size: 12px; color: #64748b; } /* Print and PDF-specific styles */ @page { margin: 20mm 18mm; } @media print { .markdown-body { orphans: 3; widows: 3; } .markdown-body p { orphans: 3; widows: 3; } .markdown-body li { page-break-inside: avoid; break-inside: avoid; } .markdown-body ul, .markdown-body ol { page-break-before: avoid; break-before: avoid; } .markdown-body blockquote { page-break-inside: avoid; break-inside: avoid; } /* Keep section content together */ .markdown-body h2 + *, .markdown-body h3 + * { page-break-before: avoid; break-before: avoid; } } Support and Operations</w:t>
+        <w:t>Support :root { color-scheme: light; } body { font-family: "Segoe UI", "Helvetica Neue", Arial, sans-serif; margin: 0; padding: 0; background: #f4f7fb; color: #0f172a; } .markdown-body { max-width: 980px; margin: 0 auto; padding: 36px 42px 64px; line-height: 1.65; background: #ffffff; box-shadow: 0 24px 70px rgba(15, 23, 42, 0.08); } .markdown-body h1 { font-size: 34px; line-height: 1.12; margin-bottom: 12px; color: #07111f; border-bottom: 3px solid #0ea5e9; padding-bottom: 12px; page-break-before: always; page-break-after: avoid; break-before: page; break-after: avoid; } .markdown-body h1:first-of-type { page-break-before: avoid; break-before: avoid; } .markdown-body h2 { font-size: 23px; line-height: 1.2; margin-top: 34px; color: #102a43; border-bottom: 1px solid #d7e2ee; padding-bottom: 8px; page-break-after: avoid; break-after: avoid; } .markdown-body h3 { font-size: 18px; margin-top: 20px; color: #1e3a5f; page-break-after: avoid; break-after: avoid; } .markdown-body h4, .markdown-body h5, .markdown-body h6 { page-break-after: avoid; break-after: avoid; } .markdown-body table { width: 100%; border-collapse: collapse; margin: 18px 0 24px; font-size: 13px; page-break-inside: avoid; break-inside: avoid; box-shadow: 0 1px 0 #e2e8f0; } .markdown-body th, .markdown-body td { border: 1px solid #e2e8f0; padding: 9px 11px; text-align: left; vertical-align: top; } .markdown-body th { background: #eef6ff; color: #0f3157; font-weight: 700; } .markdown-body tr:nth-child(even) td { background: #fbfdff; } .markdown-body tr { page-break-inside: avoid; break-inside: avoid; } .markdown-body code { background: #f1f5f9; padding: 2px 4px; border-radius: 4px; font-family: "SFMono-Regular", Menlo, Consolas, monospace; font-size: 0.92em; } .markdown-body pre { background: #111827; color: #e5eef8; padding: 16px; border-radius: 10px; overflow-x: auto; border: 1px solid #243244; page-break-inside: avoid; break-inside: avoid; } .markdown-body pre code { background: transparent; color: inherit; } .markdown-body blockquote { border-left: 5px solid #0ea5e9; margin: 18px 0; padding: 12px 18px; background: #eff8ff; color: #18324f; border-radius: 0 10px 10px 0; } .markdown-body img { max-width: 100%; height: auto; display: block; margin: 16px 0; border-radius: 10px; box-shadow: 0 8px 20px rgba(15, 23, 42, 0.12); page-break-inside: avoid; break-inside: avoid; } .markdown-body figure { page-break-inside: avoid; break-inside: avoid; margin: 16px 0; } .markdown-body a { color: #2563eb; text-decoration: none; } .markdown-body a:hover { text-decoration: underline; } .cover { min-height: 760px; display: flex; flex-direction: column; justify-content: flex-end; padding: 72px 60px 64px; background: linear-gradient(135deg, rgba(9, 30, 66, 0.96) 0%, rgba(12, 74, 110, 0.94) 54%, rgba(20, 83, 45, 0.9) 100%), radial-gradient(circle at 18% 18%, rgba(14, 165, 233, 0.25), transparent 36%); color: #f8fafc; border-radius: 0; margin: -36px -42px 40px; position: relative; overflow: hidden; } .cover::before { content: "PSScript"; position: absolute; top: 46px; left: 60px; font-size: 12px; font-weight: 800; letter-spacing: 0.24em; text-transform: uppercase; color: rgba(226, 246, 255, 0.82); } .cover::after { content: ""; position: absolute; right: -120px; top: -120px; width: 360px; height: 360px; border: 1px solid rgba(255, 255, 255, 0.18); transform: rotate(28deg); } .markdown-body .cover-title { font-size: 48px; line-height: 1.04; font-weight: 800; color: #f8fafc; border-bottom: 3px solid #38bdf8; margin: 0 0 16px; max-width: 720px; } .cover-subtitle { font-size: 20px; line-height: 1.42; color: #dbeafe; margin: 0 0 22px; max-width: 720px; } .cover-meta { display: inline-block; width: fit-content; font-size: 13px; color: #e0f2fe; background: rgba(255, 255, 255, 0.12); border: 1px solid rgba(255, 255, 255, 0.18); border-radius: 999px; padding: 7px 13px; } .page-break { page-break-after: always; break-after: page; } .footer { margin-top: 40px; font-size: 12px; color: #64748b; border-top: 1px solid #e2e8f0; padding-top: 14px; } /* Print and PDF-specific styles */ @page { size: A4; margin: 18mm 16mm 20mm; } @media print { body { background: #ffffff; } .markdown-body { max-width: none; margin: 0; padding: 0; box-shadow: none; } .cover { margin: 0 0 28px; } .markdown-body { orphans: 3; widows: 3; } .markdown-body p { orphans: 3; widows: 3; } .markdown-body li { page-break-inside: avoid; break-inside: avoid; } .markdown-body ul, .markdown-body ol { page-break-before: avoid; break-before: avoid; } .markdown-body blockquote { page-break-inside: avoid; break-inside: avoid; } /* Keep section content together */ .markdown-body h2 + *, .markdown-body h3 + * { page-break-before: avoid; break-before: avoid; } } Support and Operations</w:t>
       </w:r>
     </w:p>
     <w:p>
@@ -32,7 +32,57 @@
     </w:p>
     <w:p>
       <w:r>
-        <w:t>This guide defines how to get help, how issues are triaged, and what operational checks should be performed before escalation.</w:t>
+        <w:t>Last updated: April 29, 2026.</w:t>
+      </w:r>
+    </w:p>
+    <w:p>
+      <w:r>
+        <w:t xml:space="preserve">This guide reflects the active hosted app at </w:t>
+      </w:r>
+      <w:r>
+        <w:rPr>
+          <w:rFonts w:ascii="Mono" w:hAnsi="Mono"/>
+        </w:rPr>
+        <w:t>https://pstest.morloksmaze.com</w:t>
+      </w:r>
+      <w:r>
+        <w:t>.</w:t>
+      </w:r>
+    </w:p>
+    <w:p>
+      <w:r>
+        <w:drawing>
+          <wp:inline xmlns:a="http://schemas.openxmlformats.org/drawingml/2006/main" xmlns:pic="http://schemas.openxmlformats.org/drawingml/2006/picture">
+            <wp:extent cx="5303520" cy="5303520"/>
+            <wp:docPr id="1" name="Picture 1"/>
+            <wp:cNvGraphicFramePr>
+              <a:graphicFrameLocks noChangeAspect="1"/>
+            </wp:cNvGraphicFramePr>
+            <a:graphic>
+              <a:graphicData uri="http://schemas.openxmlformats.org/drawingml/2006/picture">
+                <pic:pic>
+                  <pic:nvPicPr>
+                    <pic:cNvPr id="0" name="image.png"/>
+                    <pic:cNvPicPr/>
+                  </pic:nvPicPr>
+                  <pic:blipFill>
+                    <a:blip r:embed="rId9"/>
+                    <a:stretch>
+                      <a:fillRect/>
+                    </a:stretch>
+                  </pic:blipFill>
+                  <pic:spPr>
+                    <a:xfrm>
+                      <a:off x="0" y="0"/>
+                      <a:ext cx="5303520" cy="5303520"/>
+                    </a:xfrm>
+                    <a:prstGeom prst="rect"/>
+                  </pic:spPr>
+                </pic:pic>
+              </a:graphicData>
+            </a:graphic>
+          </wp:inline>
+        </w:drawing>
       </w:r>
     </w:p>
     <w:p>
@@ -40,7 +90,63 @@
         <w:pStyle w:val="Heading2"/>
       </w:pPr>
       <w:r>
-        <w:t>Support entry points</w:t>
+        <w:t>Before Opening An Issue</w:t>
+      </w:r>
+    </w:p>
+    <w:p>
+      <w:pPr>
+        <w:pStyle w:val="ListBullet"/>
+      </w:pPr>
+      <w:r>
+        <w:t>Reproduce the issue and write exact steps.</w:t>
+      </w:r>
+    </w:p>
+    <w:p>
+      <w:pPr>
+        <w:pStyle w:val="ListBullet"/>
+      </w:pPr>
+      <w:r>
+        <w:t>Capture the expected behavior and actual behavior.</w:t>
+      </w:r>
+    </w:p>
+    <w:p>
+      <w:pPr>
+        <w:pStyle w:val="ListBullet"/>
+      </w:pPr>
+      <w:r>
+        <w:t>Include screenshots for UI problems.</w:t>
+      </w:r>
+    </w:p>
+    <w:p>
+      <w:pPr>
+        <w:pStyle w:val="ListBullet"/>
+      </w:pPr>
+      <w:r>
+        <w:t>Include the production URL or preview deploy URL.</w:t>
+      </w:r>
+    </w:p>
+    <w:p>
+      <w:pPr>
+        <w:pStyle w:val="ListBullet"/>
+      </w:pPr>
+      <w:r>
+        <w:t>Include Netlify Function logs and Supabase logs for the failure window when the issue involves data, auth, or API behavior.</w:t>
+      </w:r>
+    </w:p>
+    <w:p>
+      <w:pPr>
+        <w:pStyle w:val="ListBullet"/>
+      </w:pPr>
+      <w:r>
+        <w:t>Confirm whether the record is disposable test data or production data before attempting delete, bulk delete, restore, or cleanup actions.</w:t>
+      </w:r>
+    </w:p>
+    <w:p>
+      <w:pPr>
+        <w:pStyle w:val="Heading2"/>
+      </w:pPr>
+      <w:r>
+        <w:t>Operational Checks</w:t>
       </w:r>
     </w:p>
     <w:tbl>
@@ -49,9 +155,8 @@
         <w:tblLook w:firstColumn="1" w:firstRow="1" w:lastColumn="0" w:lastRow="0" w:noHBand="0" w:noVBand="1" w:val="04A0"/>
       </w:tblPr>
       <w:tblGrid>
-        <w:gridCol w:w="2880"/>
-        <w:gridCol w:w="2880"/>
-        <w:gridCol w:w="2880"/>
+        <w:gridCol w:w="4320"/>
+        <w:gridCol w:w="4320"/>
       </w:tblGrid>
       <w:tr>
         <w:tc>
@@ -60,7 +165,7 @@
           </w:tcPr>
           <w:p>
             <w:r>
-              <w:t>Channel</w:t>
+              <w:t>Area</w:t>
             </w:r>
           </w:p>
         </w:tc>
@@ -70,17 +175,7 @@
           </w:tcPr>
           <w:p>
             <w:r>
-              <w:t>Purpose</w:t>
-            </w:r>
-          </w:p>
-        </w:tc>
-        <w:tc>
-          <w:tcPr>
-            <w:tcW w:type="dxa" w:w="0"/>
-          </w:tcPr>
-          <w:p>
-            <w:r>
-              <w:t>Best for</w:t>
+              <w:t>Check</w:t>
             </w:r>
           </w:p>
         </w:tc>
@@ -92,7 +187,7 @@
           </w:tcPr>
           <w:p>
             <w:r>
-              <w:t>GitHub Issues</w:t>
+              <w:t>Production app</w:t>
             </w:r>
           </w:p>
         </w:tc>
@@ -102,17 +197,13 @@
           </w:tcPr>
           <w:p>
             <w:r>
-              <w:t>Bug reports and feature requests</w:t>
+              <w:t xml:space="preserve">Open </w:t>
             </w:r>
-          </w:p>
-        </w:tc>
-        <w:tc>
-          <w:tcPr>
-            <w:tcW w:type="dxa" w:w="0"/>
-          </w:tcPr>
-          <w:p>
             <w:r>
-              <w:t>Product issues and reproducible defects</w:t>
+              <w:rPr>
+                <w:rFonts w:ascii="Mono" w:hAnsi="Mono"/>
+              </w:rPr>
+              <w:t>https://pstest.morloksmaze.com</w:t>
             </w:r>
           </w:p>
         </w:tc>
@@ -124,7 +215,7 @@
           </w:tcPr>
           <w:p>
             <w:r>
-              <w:t>Docs and Training</w:t>
+              <w:t>Hosted API</w:t>
             </w:r>
           </w:p>
         </w:tc>
@@ -134,17 +225,10 @@
           </w:tcPr>
           <w:p>
             <w:r>
-              <w:t>Self-service guides</w:t>
-            </w:r>
-          </w:p>
-        </w:tc>
-        <w:tc>
-          <w:tcPr>
-            <w:tcW w:type="dxa" w:w="0"/>
-          </w:tcPr>
-          <w:p>
-            <w:r>
-              <w:t>Onboarding, workflows, and troubleshooting</w:t>
+              <w:rPr>
+                <w:rFonts w:ascii="Mono" w:hAnsi="Mono"/>
+              </w:rPr>
+              <w:t>curl -fsS https://pstest.morloksmaze.com/api/health</w:t>
             </w:r>
           </w:p>
         </w:tc>
@@ -156,7 +240,7 @@
           </w:tcPr>
           <w:p>
             <w:r>
-              <w:t>Logs and health checks</w:t>
+              <w:t>Auth</w:t>
             </w:r>
           </w:p>
         </w:tc>
@@ -166,165 +250,7 @@
           </w:tcPr>
           <w:p>
             <w:r>
-              <w:t>Operational diagnostics</w:t>
-            </w:r>
-          </w:p>
-        </w:tc>
-        <w:tc>
-          <w:tcPr>
-            <w:tcW w:type="dxa" w:w="0"/>
-          </w:tcPr>
-          <w:p>
-            <w:r>
-              <w:t>Service availability and performance</w:t>
-            </w:r>
-          </w:p>
-        </w:tc>
-      </w:tr>
-    </w:tbl>
-    <w:p>
-      <w:r>
-        <w:t xml:space="preserve"> </w:t>
-      </w:r>
-    </w:p>
-    <w:p>
-      <w:r>
-        <w:t xml:space="preserve"> </w:t>
-      </w:r>
-    </w:p>
-    <w:p>
-      <w:r>
-        <w:t xml:space="preserve"> </w:t>
-      </w:r>
-    </w:p>
-    <w:p>
-      <w:r>
-        <w:t xml:space="preserve"> </w:t>
-      </w:r>
-    </w:p>
-    <w:p>
-      <w:r>
-        <w:t xml:space="preserve"> </w:t>
-      </w:r>
-    </w:p>
-    <w:p>
-      <w:r>
-        <w:t xml:space="preserve"> </w:t>
-      </w:r>
-    </w:p>
-    <w:p>
-      <w:r>
-        <w:t xml:space="preserve"> </w:t>
-      </w:r>
-    </w:p>
-    <w:p>
-      <w:r>
-        <w:t xml:space="preserve"> </w:t>
-      </w:r>
-    </w:p>
-    <w:p>
-      <w:r>
-        <w:t xml:space="preserve"> </w:t>
-      </w:r>
-    </w:p>
-    <w:p>
-      <w:r>
-        <w:t xml:space="preserve"> </w:t>
-      </w:r>
-    </w:p>
-    <w:p>
-      <w:r>
-        <w:t xml:space="preserve"> </w:t>
-      </w:r>
-    </w:p>
-    <w:p>
-      <w:r>
-        <w:t xml:space="preserve"> Before you open an issue</w:t>
-      </w:r>
-    </w:p>
-    <w:p>
-      <w:pPr>
-        <w:pStyle w:val="Heading2"/>
-      </w:pPr>
-    </w:p>
-    <w:p>
-      <w:pPr>
-        <w:pStyle w:val="ListBullet"/>
-      </w:pPr>
-      <w:r>
-        <w:t>Confirm the problem is reproducible</w:t>
-      </w:r>
-    </w:p>
-    <w:p>
-      <w:pPr>
-        <w:pStyle w:val="ListBullet"/>
-      </w:pPr>
-      <w:r>
-        <w:t>Capture steps, expected behavior, and actual behavior</w:t>
-      </w:r>
-    </w:p>
-    <w:p>
-      <w:pPr>
-        <w:pStyle w:val="ListBullet"/>
-      </w:pPr>
-      <w:r>
-        <w:t>Include logs from backend and AI service</w:t>
-      </w:r>
-    </w:p>
-    <w:p>
-      <w:pPr>
-        <w:pStyle w:val="ListBullet"/>
-      </w:pPr>
-      <w:r>
-        <w:t>Include screenshots if UI related</w:t>
-      </w:r>
-    </w:p>
-    <w:p>
-      <w:pPr>
-        <w:pStyle w:val="Heading2"/>
-      </w:pPr>
-      <w:r>
-        <w:t>Issue triage checklist</w:t>
-      </w:r>
-    </w:p>
-    <w:tbl>
-      <w:tblPr>
-        <w:tblW w:type="auto" w:w="0"/>
-        <w:tblLook w:firstColumn="1" w:firstRow="1" w:lastColumn="0" w:lastRow="0" w:noHBand="0" w:noVBand="1" w:val="04A0"/>
-      </w:tblPr>
-      <w:tblGrid>
-        <w:gridCol w:w="2880"/>
-        <w:gridCol w:w="2880"/>
-        <w:gridCol w:w="2880"/>
-      </w:tblGrid>
-      <w:tr>
-        <w:tc>
-          <w:tcPr>
-            <w:tcW w:type="dxa" w:w="0"/>
-          </w:tcPr>
-          <w:p>
-            <w:r>
-              <w:t>Step</w:t>
-            </w:r>
-          </w:p>
-        </w:tc>
-        <w:tc>
-          <w:tcPr>
-            <w:tcW w:type="dxa" w:w="0"/>
-          </w:tcPr>
-          <w:p>
-            <w:r>
-              <w:t>Owner</w:t>
-            </w:r>
-          </w:p>
-        </w:tc>
-        <w:tc>
-          <w:tcPr>
-            <w:tcW w:type="dxa" w:w="0"/>
-          </w:tcPr>
-          <w:p>
-            <w:r>
-              <w:t>Outcome</w:t>
+              <w:t>Sign in through Supabase Auth and confirm enabled profile access</w:t>
             </w:r>
           </w:p>
         </w:tc>
@@ -336,7 +262,7 @@
           </w:tcPr>
           <w:p>
             <w:r>
-              <w:t>Reproduce</w:t>
+              <w:t>Database</w:t>
             </w:r>
           </w:p>
         </w:tc>
@@ -346,17 +272,7 @@
           </w:tcPr>
           <w:p>
             <w:r>
-              <w:t>Reporter</w:t>
-            </w:r>
-          </w:p>
-        </w:tc>
-        <w:tc>
-          <w:tcPr>
-            <w:tcW w:type="dxa" w:w="0"/>
-          </w:tcPr>
-          <w:p>
-            <w:r>
-              <w:t>Clear reproduction steps</w:t>
+              <w:t>Confirm Supabase connection from the health payload and Supabase dashboard logs</w:t>
             </w:r>
           </w:p>
         </w:tc>
@@ -368,7 +284,7 @@
           </w:tcPr>
           <w:p>
             <w:r>
-              <w:t>Classify</w:t>
+              <w:t>Deploy</w:t>
             </w:r>
           </w:p>
         </w:tc>
@@ -378,17 +294,7 @@
           </w:tcPr>
           <w:p>
             <w:r>
-              <w:t>Maintainer</w:t>
-            </w:r>
-          </w:p>
-        </w:tc>
-        <w:tc>
-          <w:tcPr>
-            <w:tcW w:type="dxa" w:w="0"/>
-          </w:tcPr>
-          <w:p>
-            <w:r>
-              <w:t>Bug, feature, or support</w:t>
+              <w:t>Review the latest Netlify production deploy and Function logs</w:t>
             </w:r>
           </w:p>
         </w:tc>
@@ -400,7 +306,7 @@
           </w:tcPr>
           <w:p>
             <w:r>
-              <w:t>Assign</w:t>
+              <w:t>Mobile</w:t>
             </w:r>
           </w:p>
         </w:tc>
@@ -410,17 +316,7 @@
           </w:tcPr>
           <w:p>
             <w:r>
-              <w:t>Maintainer</w:t>
-            </w:r>
-          </w:p>
-        </w:tc>
-        <w:tc>
-          <w:tcPr>
-            <w:tcW w:type="dxa" w:w="0"/>
-          </w:tcPr>
-          <w:p>
-            <w:r>
-              <w:t>Owner and priority set</w:t>
+              <w:t>Check dashboard, navigation drawer, scripts, and settings at phone width</w:t>
             </w:r>
           </w:p>
         </w:tc>
@@ -432,7 +328,7 @@
           </w:tcPr>
           <w:p>
             <w:r>
-              <w:t>Verify fix</w:t>
+              <w:t>Upload</w:t>
             </w:r>
           </w:p>
         </w:tc>
@@ -442,7 +338,19 @@
           </w:tcPr>
           <w:p>
             <w:r>
-              <w:t>Maintainer</w:t>
+              <w:t>Confirm file size is below the hosted 4 MB limit</w:t>
+            </w:r>
+          </w:p>
+        </w:tc>
+      </w:tr>
+      <w:tr>
+        <w:tc>
+          <w:tcPr>
+            <w:tcW w:type="dxa" w:w="0"/>
+          </w:tcPr>
+          <w:p>
+            <w:r>
+              <w:t>Export</w:t>
             </w:r>
           </w:p>
         </w:tc>
@@ -452,7 +360,7 @@
           </w:tcPr>
           <w:p>
             <w:r>
-              <w:t>Regression or unit test added</w:t>
+              <w:t>Confirm analysis export returns a PDF content type</w:t>
             </w:r>
           </w:p>
         </w:tc>
@@ -530,117 +438,22 @@
     </w:p>
     <w:p>
       <w:r>
-        <w:t xml:space="preserve"> Operational checks</w:t>
-      </w:r>
-    </w:p>
-    <w:p>
-      <w:pPr>
-        <w:pStyle w:val="Heading2"/>
-      </w:pPr>
-    </w:p>
-    <w:p>
-      <w:pPr>
-        <w:pStyle w:val="Heading3"/>
-      </w:pPr>
-      <w:r>
-        <w:t>Health endpoints</w:t>
-      </w:r>
-    </w:p>
-    <w:p>
-      <w:pPr>
-        <w:pStyle w:val="ListBullet"/>
-      </w:pPr>
-      <w:r>
-        <w:t>Backend: http://localhost:4000/health</w:t>
-      </w:r>
-    </w:p>
-    <w:p>
-      <w:pPr>
-        <w:pStyle w:val="ListBullet"/>
-      </w:pPr>
-      <w:r>
-        <w:t>Backend API: http://localhost:4000/api/health</w:t>
-      </w:r>
-    </w:p>
-    <w:p>
-      <w:pPr>
-        <w:pStyle w:val="ListBullet"/>
-      </w:pPr>
-      <w:r>
-        <w:t>AI service: http://localhost:8000/health</w:t>
-      </w:r>
-    </w:p>
-    <w:p>
-      <w:pPr>
-        <w:pStyle w:val="Heading3"/>
-      </w:pPr>
-      <w:r>
-        <w:t>Log locations</w:t>
-      </w:r>
-    </w:p>
-    <w:p>
-      <w:pPr>
-        <w:pStyle w:val="ListBullet"/>
-      </w:pPr>
-      <w:r>
-        <w:t xml:space="preserve">Backend logs: </w:t>
-      </w:r>
-      <w:r>
-        <w:rPr>
-          <w:rFonts w:ascii="Mono" w:hAnsi="Mono"/>
-        </w:rPr>
-        <w:t>src/backend/logs/</w:t>
-      </w:r>
-    </w:p>
-    <w:p>
-      <w:pPr>
-        <w:pStyle w:val="ListBullet"/>
-      </w:pPr>
-      <w:r>
-        <w:t xml:space="preserve">AI service logs: </w:t>
-      </w:r>
-      <w:r>
-        <w:rPr>
-          <w:rFonts w:ascii="Mono" w:hAnsi="Mono"/>
-        </w:rPr>
-        <w:t>src/ai/logs/</w:t>
-      </w:r>
-      <w:r>
-        <w:t xml:space="preserve"> (if configured)</w:t>
-      </w:r>
-    </w:p>
-    <w:p>
-      <w:pPr>
-        <w:pStyle w:val="ListBullet"/>
-      </w:pPr>
-      <w:r>
-        <w:t xml:space="preserve">Docker logs: </w:t>
-      </w:r>
-      <w:r>
-        <w:rPr>
-          <w:rFonts w:ascii="Mono" w:hAnsi="Mono"/>
-        </w:rPr>
-        <w:t>docker-compose logs -f</w:t>
-      </w:r>
-    </w:p>
-    <w:p>
-      <w:pPr>
-        <w:pStyle w:val="Heading3"/>
-      </w:pPr>
-      <w:r>
-        <w:t>Common recovery actions</w:t>
+        <w:t xml:space="preserve"> </w:t>
       </w:r>
     </w:p>
     <w:p>
       <w:r>
-        <w:rPr>
-          <w:rFonts w:ascii="Mono" w:hAnsi="Mono"/>
-        </w:rPr>
-        <w:t xml:space="preserve"># Restart all services
-./restart-all.sh
-# Restart backend only
-./restart-backend.sh
-</w:t>
+        <w:t xml:space="preserve"> </w:t>
+      </w:r>
+    </w:p>
+    <w:p>
+      <w:r>
+        <w:t xml:space="preserve"> </w:t>
+      </w:r>
+    </w:p>
+    <w:p>
+      <w:r>
+        <w:t xml:space="preserve"> Local Express and FastAPI services can still be used by developers, but they are not the production support path.</w:t>
       </w:r>
     </w:p>
     <w:p>
@@ -648,7 +461,7 @@
         <w:pStyle w:val="Heading2"/>
       </w:pPr>
       <w:r>
-        <w:t>Severity guide</w:t>
+        <w:t>Common Escalations</w:t>
       </w:r>
     </w:p>
     <w:tbl>
@@ -668,7 +481,7 @@
           </w:tcPr>
           <w:p>
             <w:r>
-              <w:t>Severity</w:t>
+              <w:t>Symptom</w:t>
             </w:r>
           </w:p>
         </w:tc>
@@ -678,7 +491,7 @@
           </w:tcPr>
           <w:p>
             <w:r>
-              <w:t>Description</w:t>
+              <w:t>First check</w:t>
             </w:r>
           </w:p>
         </w:tc>
@@ -688,7 +501,7 @@
           </w:tcPr>
           <w:p>
             <w:r>
-              <w:t>Example</w:t>
+              <w:t>Evidence to attach</w:t>
             </w:r>
           </w:p>
         </w:tc>
@@ -700,7 +513,7 @@
           </w:tcPr>
           <w:p>
             <w:r>
-              <w:t>Sev 1</w:t>
+              <w:t>Login loop or pending approval</w:t>
             </w:r>
           </w:p>
         </w:tc>
@@ -710,7 +523,13 @@
           </w:tcPr>
           <w:p>
             <w:r>
-              <w:t>Production down or data loss</w:t>
+              <w:t xml:space="preserve">Supabase redirect allow-list and </w:t>
+            </w:r>
+            <w:r>
+              <w:rPr>
+                <w:rFonts w:ascii="Mono" w:hAnsi="Mono"/>
+              </w:rPr>
+              <w:t>app_profiles.is_enabled</w:t>
             </w:r>
           </w:p>
         </w:tc>
@@ -720,7 +539,7 @@
           </w:tcPr>
           <w:p>
             <w:r>
-              <w:t>Cannot log in, data missing</w:t>
+              <w:t>user email, callback URL, API response</w:t>
             </w:r>
           </w:p>
         </w:tc>
@@ -732,7 +551,13 @@
           </w:tcPr>
           <w:p>
             <w:r>
-              <w:t>Sev 2</w:t>
+              <w:rPr>
+                <w:rFonts w:ascii="Mono" w:hAnsi="Mono"/>
+              </w:rPr>
+              <w:t>/agentic</w:t>
+            </w:r>
+            <w:r>
+              <w:t xml:space="preserve"> returns 404</w:t>
             </w:r>
           </w:p>
         </w:tc>
@@ -742,7 +567,7 @@
           </w:tcPr>
           <w:p>
             <w:r>
-              <w:t>Critical workflow blocked</w:t>
+              <w:t>Netlify redirects and current deploy id</w:t>
             </w:r>
           </w:p>
         </w:tc>
@@ -752,7 +577,7 @@
           </w:tcPr>
           <w:p>
             <w:r>
-              <w:t>Upload or analysis failing</w:t>
+              <w:t>URL, deploy id, browser screenshot</w:t>
             </w:r>
           </w:p>
         </w:tc>
@@ -764,7 +589,7 @@
           </w:tcPr>
           <w:p>
             <w:r>
-              <w:t>Sev 3</w:t>
+              <w:t>Analysis export downloads wrong type</w:t>
             </w:r>
           </w:p>
         </w:tc>
@@ -774,7 +599,13 @@
           </w:tcPr>
           <w:p>
             <w:r>
-              <w:t>Degraded experience</w:t>
+              <w:rPr>
+                <w:rFonts w:ascii="Mono" w:hAnsi="Mono"/>
+              </w:rPr>
+              <w:t>/api/scripts/:id/export-analysis</w:t>
+            </w:r>
+            <w:r>
+              <w:t xml:space="preserve"> response headers</w:t>
             </w:r>
           </w:p>
         </w:tc>
@@ -784,7 +615,7 @@
           </w:tcPr>
           <w:p>
             <w:r>
-              <w:t>Slow responses, partial UI</w:t>
+              <w:t>script id, headers, downloaded filename</w:t>
             </w:r>
           </w:p>
         </w:tc>
@@ -796,7 +627,7 @@
           </w:tcPr>
           <w:p>
             <w:r>
-              <w:t>Sev 4</w:t>
+              <w:t>Script delete or bulk delete fails</w:t>
             </w:r>
           </w:p>
         </w:tc>
@@ -806,7 +637,7 @@
           </w:tcPr>
           <w:p>
             <w:r>
-              <w:t>Cosmetic or enhancement</w:t>
+              <w:t>enabled profile, ownership/admin role, route response</w:t>
             </w:r>
           </w:p>
         </w:tc>
@@ -816,7 +647,71 @@
           </w:tcPr>
           <w:p>
             <w:r>
-              <w:t>UI polish, copy changes</w:t>
+              <w:t>script ids, request id, route payload</w:t>
+            </w:r>
+          </w:p>
+        </w:tc>
+      </w:tr>
+      <w:tr>
+        <w:tc>
+          <w:tcPr>
+            <w:tcW w:type="dxa" w:w="0"/>
+          </w:tcPr>
+          <w:p>
+            <w:r>
+              <w:t>Data maintenance fails</w:t>
+            </w:r>
+          </w:p>
+        </w:tc>
+        <w:tc>
+          <w:tcPr>
+            <w:tcW w:type="dxa" w:w="0"/>
+          </w:tcPr>
+          <w:p>
+            <w:r>
+              <w:t>admin role and Supabase backup record</w:t>
+            </w:r>
+          </w:p>
+        </w:tc>
+        <w:tc>
+          <w:tcPr>
+            <w:tcW w:type="dxa" w:w="0"/>
+          </w:tcPr>
+          <w:p>
+            <w:r>
+              <w:t>backup id, route response, Netlify logs</w:t>
+            </w:r>
+          </w:p>
+        </w:tc>
+      </w:tr>
+      <w:tr>
+        <w:tc>
+          <w:tcPr>
+            <w:tcW w:type="dxa" w:w="0"/>
+          </w:tcPr>
+          <w:p>
+            <w:r>
+              <w:t>Mobile layout overlaps</w:t>
+            </w:r>
+          </w:p>
+        </w:tc>
+        <w:tc>
+          <w:tcPr>
+            <w:tcW w:type="dxa" w:w="0"/>
+          </w:tcPr>
+          <w:p>
+            <w:r>
+              <w:t>viewport width and route</w:t>
+            </w:r>
+          </w:p>
+        </w:tc>
+        <w:tc>
+          <w:tcPr>
+            <w:tcW w:type="dxa" w:w="0"/>
+          </w:tcPr>
+          <w:p>
+            <w:r>
+              <w:t>screenshot, device/browser</w:t>
             </w:r>
           </w:p>
         </w:tc>
@@ -894,7 +789,37 @@
     </w:p>
     <w:p>
       <w:r>
-        <w:t xml:space="preserve"> Security reporting</w:t>
+        <w:t xml:space="preserve"> </w:t>
+      </w:r>
+    </w:p>
+    <w:p>
+      <w:r>
+        <w:t xml:space="preserve"> </w:t>
+      </w:r>
+    </w:p>
+    <w:p>
+      <w:r>
+        <w:t xml:space="preserve"> </w:t>
+      </w:r>
+    </w:p>
+    <w:p>
+      <w:r>
+        <w:t xml:space="preserve"> </w:t>
+      </w:r>
+    </w:p>
+    <w:p>
+      <w:r>
+        <w:t xml:space="preserve"> </w:t>
+      </w:r>
+    </w:p>
+    <w:p>
+      <w:r>
+        <w:t xml:space="preserve"> </w:t>
+      </w:r>
+    </w:p>
+    <w:p>
+      <w:r>
+        <w:t xml:space="preserve"> Intake Template</w:t>
       </w:r>
     </w:p>
     <w:p>
@@ -904,7 +829,26 @@
     </w:p>
     <w:p>
       <w:r>
-        <w:t>If you believe you have found a security issue, do not open a public issue. Share details privately with the project owner.</w:t>
+        <w:rPr>
+          <w:rFonts w:ascii="Mono" w:hAnsi="Mono"/>
+        </w:rPr>
+        <w:t xml:space="preserve">Summary:
+Severity:
+Environment URL:
+Netlify deploy id:
+User email/role:
+Route:
+Timestamp and timezone:
+Expected behavior:
+Actual behavior:
+Steps to reproduce:
+Screenshots:
+API response/status:
+Netlify Function log window:
+Supabase Auth/database log window:
+Data involved:
+Cleanup or rollback needed:
+</w:t>
       </w:r>
     </w:p>
     <w:p>
@@ -912,7 +856,621 @@
         <w:pStyle w:val="Heading2"/>
       </w:pPr>
       <w:r>
-        <w:t>Reference docs</w:t>
+        <w:t>Data Maintenance Escalation</w:t>
+      </w:r>
+    </w:p>
+    <w:p>
+      <w:r>
+        <w:t>For Settings -&gt; Data Maintenance issues, collect:</w:t>
+      </w:r>
+    </w:p>
+    <w:p>
+      <w:pPr>
+        <w:pStyle w:val="ListNumber"/>
+      </w:pPr>
+      <w:r>
+        <w:t>Admin user email.</w:t>
+      </w:r>
+    </w:p>
+    <w:p>
+      <w:pPr>
+        <w:pStyle w:val="ListNumber"/>
+      </w:pPr>
+      <w:r>
+        <w:t>Exact action: list backups, backup, restore, or clear test data.</w:t>
+      </w:r>
+    </w:p>
+    <w:p>
+      <w:pPr>
+        <w:pStyle w:val="ListNumber"/>
+      </w:pPr>
+      <w:r>
+        <w:t>Route response payload.</w:t>
+      </w:r>
+    </w:p>
+    <w:p>
+      <w:pPr>
+        <w:pStyle w:val="ListNumber"/>
+      </w:pPr>
+      <w:r>
+        <w:t xml:space="preserve">Netlify Function log lines for </w:t>
+      </w:r>
+      <w:r>
+        <w:rPr>
+          <w:rFonts w:ascii="Mono" w:hAnsi="Mono"/>
+        </w:rPr>
+        <w:t>/api/admin/db/*</w:t>
+      </w:r>
+      <w:r>
+        <w:t>.</w:t>
+      </w:r>
+    </w:p>
+    <w:p>
+      <w:pPr>
+        <w:pStyle w:val="ListNumber"/>
+      </w:pPr>
+      <w:r>
+        <w:t>Supabase logs and backup row status.</w:t>
+      </w:r>
+    </w:p>
+    <w:p>
+      <w:pPr>
+        <w:pStyle w:val="ListNumber"/>
+      </w:pPr>
+      <w:r>
+        <w:t xml:space="preserve">Confirmation text and </w:t>
+      </w:r>
+      <w:r>
+        <w:rPr>
+          <w:rFonts w:ascii="Mono" w:hAnsi="Mono"/>
+        </w:rPr>
+        <w:t>backupFirst</w:t>
+      </w:r>
+      <w:r>
+        <w:t xml:space="preserve"> value for destructive actions.</w:t>
+      </w:r>
+    </w:p>
+    <w:p>
+      <w:r>
+        <w:t>Do not run a production restore or cleanup as a diagnostic step without explicit approval.</w:t>
+      </w:r>
+    </w:p>
+    <w:p>
+      <w:pPr>
+        <w:pStyle w:val="Heading2"/>
+      </w:pPr>
+      <w:r>
+        <w:t>Upload, Export, And Delete Escalation</w:t>
+      </w:r>
+    </w:p>
+    <w:p>
+      <w:r>
+        <w:t>For script lifecycle failures, collect:</w:t>
+      </w:r>
+    </w:p>
+    <w:tbl>
+      <w:tblPr>
+        <w:tblW w:type="auto" w:w="0"/>
+        <w:tblLook w:firstColumn="1" w:firstRow="1" w:lastColumn="0" w:lastRow="0" w:noHBand="0" w:noVBand="1" w:val="04A0"/>
+      </w:tblPr>
+      <w:tblGrid>
+        <w:gridCol w:w="4320"/>
+        <w:gridCol w:w="4320"/>
+      </w:tblGrid>
+      <w:tr>
+        <w:tc>
+          <w:tcPr>
+            <w:tcW w:type="dxa" w:w="0"/>
+          </w:tcPr>
+          <w:p>
+            <w:r>
+              <w:t>Workflow</w:t>
+            </w:r>
+          </w:p>
+        </w:tc>
+        <w:tc>
+          <w:tcPr>
+            <w:tcW w:type="dxa" w:w="0"/>
+          </w:tcPr>
+          <w:p>
+            <w:r>
+              <w:t>Evidence</w:t>
+            </w:r>
+          </w:p>
+        </w:tc>
+      </w:tr>
+      <w:tr>
+        <w:tc>
+          <w:tcPr>
+            <w:tcW w:type="dxa" w:w="0"/>
+          </w:tcPr>
+          <w:p>
+            <w:r>
+              <w:t>Upload</w:t>
+            </w:r>
+          </w:p>
+        </w:tc>
+        <w:tc>
+          <w:tcPr>
+            <w:tcW w:type="dxa" w:w="0"/>
+          </w:tcPr>
+          <w:p>
+            <w:r>
+              <w:t>file size, filename, route, response status, Function logs</w:t>
+            </w:r>
+          </w:p>
+        </w:tc>
+      </w:tr>
+      <w:tr>
+        <w:tc>
+          <w:tcPr>
+            <w:tcW w:type="dxa" w:w="0"/>
+          </w:tcPr>
+          <w:p>
+            <w:r>
+              <w:t>AI analysis</w:t>
+            </w:r>
+          </w:p>
+        </w:tc>
+        <w:tc>
+          <w:tcPr>
+            <w:tcW w:type="dxa" w:w="0"/>
+          </w:tcPr>
+          <w:p>
+            <w:r>
+              <w:t>script id, criteria version, provider/fallback state, Function logs</w:t>
+            </w:r>
+          </w:p>
+        </w:tc>
+      </w:tr>
+      <w:tr>
+        <w:tc>
+          <w:tcPr>
+            <w:tcW w:type="dxa" w:w="0"/>
+          </w:tcPr>
+          <w:p>
+            <w:r>
+              <w:t>PDF export</w:t>
+            </w:r>
+          </w:p>
+        </w:tc>
+        <w:tc>
+          <w:tcPr>
+            <w:tcW w:type="dxa" w:w="0"/>
+          </w:tcPr>
+          <w:p>
+            <w:r>
+              <w:t>script id, response headers, downloaded filename, screenshot</w:t>
+            </w:r>
+          </w:p>
+        </w:tc>
+      </w:tr>
+      <w:tr>
+        <w:tc>
+          <w:tcPr>
+            <w:tcW w:type="dxa" w:w="0"/>
+          </w:tcPr>
+          <w:p>
+            <w:r>
+              <w:t>Single delete</w:t>
+            </w:r>
+          </w:p>
+        </w:tc>
+        <w:tc>
+          <w:tcPr>
+            <w:tcW w:type="dxa" w:w="0"/>
+          </w:tcPr>
+          <w:p>
+            <w:r>
+              <w:t>script id, title, owner, user role, response status</w:t>
+            </w:r>
+          </w:p>
+        </w:tc>
+      </w:tr>
+      <w:tr>
+        <w:tc>
+          <w:tcPr>
+            <w:tcW w:type="dxa" w:w="0"/>
+          </w:tcPr>
+          <w:p>
+            <w:r>
+              <w:t>Bulk delete</w:t>
+            </w:r>
+          </w:p>
+        </w:tc>
+        <w:tc>
+          <w:tcPr>
+            <w:tcW w:type="dxa" w:w="0"/>
+          </w:tcPr>
+          <w:p>
+            <w:r>
+              <w:t>selected ids, confirmation, response payload, remaining records</w:t>
+            </w:r>
+          </w:p>
+        </w:tc>
+      </w:tr>
+    </w:tbl>
+    <w:p>
+      <w:r>
+        <w:t xml:space="preserve"> </w:t>
+      </w:r>
+    </w:p>
+    <w:p>
+      <w:r>
+        <w:t xml:space="preserve"> </w:t>
+      </w:r>
+    </w:p>
+    <w:p>
+      <w:r>
+        <w:t xml:space="preserve"> </w:t>
+      </w:r>
+    </w:p>
+    <w:p>
+      <w:r>
+        <w:t xml:space="preserve"> </w:t>
+      </w:r>
+    </w:p>
+    <w:p>
+      <w:r>
+        <w:t xml:space="preserve"> </w:t>
+      </w:r>
+    </w:p>
+    <w:p>
+      <w:r>
+        <w:t xml:space="preserve"> </w:t>
+      </w:r>
+    </w:p>
+    <w:p>
+      <w:r>
+        <w:t xml:space="preserve"> </w:t>
+      </w:r>
+    </w:p>
+    <w:p>
+      <w:r>
+        <w:t xml:space="preserve"> </w:t>
+      </w:r>
+    </w:p>
+    <w:p>
+      <w:r>
+        <w:t xml:space="preserve"> </w:t>
+      </w:r>
+    </w:p>
+    <w:p>
+      <w:r>
+        <w:t xml:space="preserve"> </w:t>
+      </w:r>
+    </w:p>
+    <w:p>
+      <w:r>
+        <w:t xml:space="preserve"> </w:t>
+      </w:r>
+    </w:p>
+    <w:p>
+      <w:r>
+        <w:t xml:space="preserve"> Delete and cleanup diagnostics must use disposable test records unless the user explicitly approves work against production records.</w:t>
+      </w:r>
+    </w:p>
+    <w:p>
+      <w:pPr>
+        <w:pStyle w:val="Heading2"/>
+      </w:pPr>
+      <w:r>
+        <w:t>Voice And AI Escalation</w:t>
+      </w:r>
+    </w:p>
+    <w:p>
+      <w:r>
+        <w:t>Collect:</w:t>
+      </w:r>
+    </w:p>
+    <w:p>
+      <w:pPr>
+        <w:pStyle w:val="ListBullet"/>
+      </w:pPr>
+      <w:r>
+        <w:t>route or UI surface used</w:t>
+      </w:r>
+    </w:p>
+    <w:p>
+      <w:pPr>
+        <w:pStyle w:val="ListBullet"/>
+      </w:pPr>
+      <w:r>
+        <w:t>model/provider configured in Netlify env</w:t>
+      </w:r>
+    </w:p>
+    <w:p>
+      <w:pPr>
+        <w:pStyle w:val="ListBullet"/>
+      </w:pPr>
+      <w:r>
+        <w:t>Netlify Function logs</w:t>
+      </w:r>
+    </w:p>
+    <w:p>
+      <w:pPr>
+        <w:pStyle w:val="ListBullet"/>
+      </w:pPr>
+      <w:r>
+        <w:t>provider error payload, if present</w:t>
+      </w:r>
+    </w:p>
+    <w:p>
+      <w:pPr>
+        <w:pStyle w:val="ListBullet"/>
+      </w:pPr>
+      <w:r>
+        <w:t>whether deterministic fallback rendered a structured analysis</w:t>
+      </w:r>
+    </w:p>
+    <w:p>
+      <w:pPr>
+        <w:pStyle w:val="Heading2"/>
+      </w:pPr>
+      <w:r>
+        <w:t>Severity Guide</w:t>
+      </w:r>
+    </w:p>
+    <w:tbl>
+      <w:tblPr>
+        <w:tblW w:type="auto" w:w="0"/>
+        <w:tblLook w:firstColumn="1" w:firstRow="1" w:lastColumn="0" w:lastRow="0" w:noHBand="0" w:noVBand="1" w:val="04A0"/>
+      </w:tblPr>
+      <w:tblGrid>
+        <w:gridCol w:w="2880"/>
+        <w:gridCol w:w="2880"/>
+        <w:gridCol w:w="2880"/>
+      </w:tblGrid>
+      <w:tr>
+        <w:tc>
+          <w:tcPr>
+            <w:tcW w:type="dxa" w:w="0"/>
+          </w:tcPr>
+          <w:p>
+            <w:r>
+              <w:t>Severity</w:t>
+            </w:r>
+          </w:p>
+        </w:tc>
+        <w:tc>
+          <w:tcPr>
+            <w:tcW w:type="dxa" w:w="0"/>
+          </w:tcPr>
+          <w:p>
+            <w:r>
+              <w:t>Description</w:t>
+            </w:r>
+          </w:p>
+        </w:tc>
+        <w:tc>
+          <w:tcPr>
+            <w:tcW w:type="dxa" w:w="0"/>
+          </w:tcPr>
+          <w:p>
+            <w:r>
+              <w:t>Example</w:t>
+            </w:r>
+          </w:p>
+        </w:tc>
+      </w:tr>
+      <w:tr>
+        <w:tc>
+          <w:tcPr>
+            <w:tcW w:type="dxa" w:w="0"/>
+          </w:tcPr>
+          <w:p>
+            <w:r>
+              <w:t>Sev 1</w:t>
+            </w:r>
+          </w:p>
+        </w:tc>
+        <w:tc>
+          <w:tcPr>
+            <w:tcW w:type="dxa" w:w="0"/>
+          </w:tcPr>
+          <w:p>
+            <w:r>
+              <w:t>Production down or data-loss risk</w:t>
+            </w:r>
+          </w:p>
+        </w:tc>
+        <w:tc>
+          <w:tcPr>
+            <w:tcW w:type="dxa" w:w="0"/>
+          </w:tcPr>
+          <w:p>
+            <w:r>
+              <w:t>Cannot log in; data missing after maintenance</w:t>
+            </w:r>
+          </w:p>
+        </w:tc>
+      </w:tr>
+      <w:tr>
+        <w:tc>
+          <w:tcPr>
+            <w:tcW w:type="dxa" w:w="0"/>
+          </w:tcPr>
+          <w:p>
+            <w:r>
+              <w:t>Sev 2</w:t>
+            </w:r>
+          </w:p>
+        </w:tc>
+        <w:tc>
+          <w:tcPr>
+            <w:tcW w:type="dxa" w:w="0"/>
+          </w:tcPr>
+          <w:p>
+            <w:r>
+              <w:t>Critical workflow blocked</w:t>
+            </w:r>
+          </w:p>
+        </w:tc>
+        <w:tc>
+          <w:tcPr>
+            <w:tcW w:type="dxa" w:w="0"/>
+          </w:tcPr>
+          <w:p>
+            <w:r>
+              <w:t>Upload, analysis, export, or delete is failing</w:t>
+            </w:r>
+          </w:p>
+        </w:tc>
+      </w:tr>
+      <w:tr>
+        <w:tc>
+          <w:tcPr>
+            <w:tcW w:type="dxa" w:w="0"/>
+          </w:tcPr>
+          <w:p>
+            <w:r>
+              <w:t>Sev 3</w:t>
+            </w:r>
+          </w:p>
+        </w:tc>
+        <w:tc>
+          <w:tcPr>
+            <w:tcW w:type="dxa" w:w="0"/>
+          </w:tcPr>
+          <w:p>
+            <w:r>
+              <w:t>Degraded experience</w:t>
+            </w:r>
+          </w:p>
+        </w:tc>
+        <w:tc>
+          <w:tcPr>
+            <w:tcW w:type="dxa" w:w="0"/>
+          </w:tcPr>
+          <w:p>
+            <w:r>
+              <w:t>Slow responses, partial UI, one route broken</w:t>
+            </w:r>
+          </w:p>
+        </w:tc>
+      </w:tr>
+      <w:tr>
+        <w:tc>
+          <w:tcPr>
+            <w:tcW w:type="dxa" w:w="0"/>
+          </w:tcPr>
+          <w:p>
+            <w:r>
+              <w:t>Sev 4</w:t>
+            </w:r>
+          </w:p>
+        </w:tc>
+        <w:tc>
+          <w:tcPr>
+            <w:tcW w:type="dxa" w:w="0"/>
+          </w:tcPr>
+          <w:p>
+            <w:r>
+              <w:t>Cosmetic or documentation issue</w:t>
+            </w:r>
+          </w:p>
+        </w:tc>
+        <w:tc>
+          <w:tcPr>
+            <w:tcW w:type="dxa" w:w="0"/>
+          </w:tcPr>
+          <w:p>
+            <w:r>
+              <w:t>Copy, screenshot, or minor layout polish</w:t>
+            </w:r>
+          </w:p>
+        </w:tc>
+      </w:tr>
+    </w:tbl>
+    <w:p>
+      <w:r>
+        <w:t xml:space="preserve"> </w:t>
+      </w:r>
+    </w:p>
+    <w:p>
+      <w:r>
+        <w:t xml:space="preserve"> </w:t>
+      </w:r>
+    </w:p>
+    <w:p>
+      <w:r>
+        <w:t xml:space="preserve"> </w:t>
+      </w:r>
+    </w:p>
+    <w:p>
+      <w:r>
+        <w:t xml:space="preserve"> </w:t>
+      </w:r>
+    </w:p>
+    <w:p>
+      <w:r>
+        <w:t xml:space="preserve"> </w:t>
+      </w:r>
+    </w:p>
+    <w:p>
+      <w:r>
+        <w:t xml:space="preserve"> </w:t>
+      </w:r>
+    </w:p>
+    <w:p>
+      <w:r>
+        <w:t xml:space="preserve"> </w:t>
+      </w:r>
+    </w:p>
+    <w:p>
+      <w:r>
+        <w:t xml:space="preserve"> </w:t>
+      </w:r>
+    </w:p>
+    <w:p>
+      <w:r>
+        <w:t xml:space="preserve"> </w:t>
+      </w:r>
+    </w:p>
+    <w:p>
+      <w:r>
+        <w:t xml:space="preserve"> </w:t>
+      </w:r>
+    </w:p>
+    <w:p>
+      <w:r>
+        <w:t xml:space="preserve"> </w:t>
+      </w:r>
+    </w:p>
+    <w:p>
+      <w:r>
+        <w:t xml:space="preserve"> </w:t>
+      </w:r>
+    </w:p>
+    <w:p>
+      <w:r>
+        <w:t xml:space="preserve"> </w:t>
+      </w:r>
+    </w:p>
+    <w:p>
+      <w:r>
+        <w:t xml:space="preserve"> </w:t>
+      </w:r>
+    </w:p>
+    <w:p>
+      <w:r>
+        <w:t xml:space="preserve"> Training And Screenshot References</w:t>
+      </w:r>
+    </w:p>
+    <w:p>
+      <w:pPr>
+        <w:pStyle w:val="Heading2"/>
+      </w:pPr>
+    </w:p>
+    <w:p>
+      <w:pPr>
+        <w:pStyle w:val="ListBullet"/>
+      </w:pPr>
+      <w:r>
+        <w:rPr>
+          <w:rFonts w:ascii="Mono" w:hAnsi="Mono"/>
+        </w:rPr>
+        <w:t>training-suite/SCRIPT-LIFECYCLE-SUITE-2026-04-29.md ./training-suite/SCRIPT-LIFECYCLE-SUITE-2026-04-29.md</w:t>
       </w:r>
     </w:p>
     <w:p>
@@ -923,7 +1481,7 @@
         <w:rPr>
           <w:rFonts w:ascii="Mono" w:hAnsi="Mono"/>
         </w:rPr>
-        <w:t>docs/GETTING-STARTED.md</w:t>
+        <w:t>training-suite/SCREENSHOT-ATLAS.md ./training-suite/SCREENSHOT-ATLAS.md</w:t>
       </w:r>
     </w:p>
     <w:p>
@@ -934,7 +1492,95 @@
         <w:rPr>
           <w:rFonts w:ascii="Mono" w:hAnsi="Mono"/>
         </w:rPr>
-        <w:t>docs/training-suite/README.md</w:t>
+        <w:t>training-suite/TRAINING-GUIDE.md ./training-suite/TRAINING-GUIDE.md</w:t>
+      </w:r>
+    </w:p>
+    <w:p>
+      <w:pPr>
+        <w:pStyle w:val="Heading2"/>
+      </w:pPr>
+      <w:r>
+        <w:t>Developer-Only Appendix</w:t>
+      </w:r>
+    </w:p>
+    <w:p>
+      <w:r>
+        <w:t>The production support path is Netlify plus hosted Supabase. The older local Express/FastAPI services are still useful for developer diagnostics, but they are not the database or API path for hosted training.</w:t>
+      </w:r>
+    </w:p>
+    <w:p>
+      <w:pPr>
+        <w:pStyle w:val="Heading3"/>
+      </w:pPr>
+      <w:r>
+        <w:t>Local Health Checks</w:t>
+      </w:r>
+    </w:p>
+    <w:p>
+      <w:r>
+        <w:rPr>
+          <w:rFonts w:ascii="Mono" w:hAnsi="Mono"/>
+        </w:rPr>
+        <w:t xml:space="preserve">Backend: http://localhost:4000/health
+Backend API: http://localhost:4000/api/health
+AI service: http://localhost:8000/health
+</w:t>
+      </w:r>
+    </w:p>
+    <w:p>
+      <w:pPr>
+        <w:pStyle w:val="Heading3"/>
+      </w:pPr>
+      <w:r>
+        <w:t>Local Log And Recovery Notes</w:t>
+      </w:r>
+    </w:p>
+    <w:p>
+      <w:r>
+        <w:rPr>
+          <w:rFonts w:ascii="Mono" w:hAnsi="Mono"/>
+        </w:rPr>
+        <w:t xml:space="preserve"># Restart all local services
+./restart-all.sh
+# Restart local backend only
+./restart-backend.sh
+</w:t>
+      </w:r>
+    </w:p>
+    <w:p>
+      <w:r>
+        <w:t xml:space="preserve">Developer logs may exist under </w:t>
+      </w:r>
+      <w:r>
+        <w:rPr>
+          <w:rFonts w:ascii="Mono" w:hAnsi="Mono"/>
+        </w:rPr>
+        <w:t>src/backend/logs/</w:t>
+      </w:r>
+      <w:r>
+        <w:t xml:space="preserve"> and </w:t>
+      </w:r>
+      <w:r>
+        <w:rPr>
+          <w:rFonts w:ascii="Mono" w:hAnsi="Mono"/>
+        </w:rPr>
+        <w:t>src/ai/logs/</w:t>
+      </w:r>
+      <w:r>
+        <w:t xml:space="preserve"> depending on local configuration.</w:t>
+      </w:r>
+    </w:p>
+    <w:p>
+      <w:pPr>
+        <w:pStyle w:val="Heading3"/>
+      </w:pPr>
+      <w:r>
+        <w:t>Historical Maintenance Stress Artifacts</w:t>
+      </w:r>
+    </w:p>
+    <w:p>
+      <w:r>
+        <w:t>When debugging local maintenance scripts or CI-only diagnostics, keep generated reports attached to the issue:</w:t>
       </w:r>
     </w:p>
     <w:p>
@@ -945,12 +1591,102 @@
         <w:rPr>
           <w:rFonts w:ascii="Mono" w:hAnsi="Mono"/>
         </w:rPr>
-        <w:t>docs/training-suite/TRAINING-GUIDE.md</w:t>
+        <w:t>DB_STRESS_REPORT_FILE</w:t>
+      </w:r>
+    </w:p>
+    <w:p>
+      <w:pPr>
+        <w:pStyle w:val="ListBullet"/>
+      </w:pPr>
+      <w:r>
+        <w:rPr>
+          <w:rFonts w:ascii="Mono" w:hAnsi="Mono"/>
+        </w:rPr>
+        <w:t>/tmp/data-maintenance-stress.json</w:t>
+      </w:r>
+    </w:p>
+    <w:p>
+      <w:pPr>
+        <w:pStyle w:val="ListBullet"/>
+      </w:pPr>
+      <w:r>
+        <w:rPr>
+          <w:rFonts w:ascii="Mono" w:hAnsi="Mono"/>
+        </w:rPr>
+        <w:t>/tmp/voice-tests-1-8-latest.json</w:t>
+      </w:r>
+    </w:p>
+    <w:p>
+      <w:pPr>
+        <w:pStyle w:val="ListBullet"/>
+      </w:pPr>
+      <w:r>
+        <w:rPr>
+          <w:rFonts w:ascii="Mono" w:hAnsi="Mono"/>
+        </w:rPr>
+        <w:t>docs/VOICE-TESTS-1-8-LATEST.md</w:t>
       </w:r>
     </w:p>
     <w:p>
       <w:r>
-        <w:t>Generated 2026-01-16 23:34 UTC</w:t>
+        <w:t>These artifacts do not replace hosted Netlify Function logs or Supabase logs for production incidents.</w:t>
+      </w:r>
+    </w:p>
+    <w:p>
+      <w:pPr>
+        <w:pStyle w:val="Heading2"/>
+      </w:pPr>
+      <w:r>
+        <w:t>References</w:t>
+      </w:r>
+    </w:p>
+    <w:p>
+      <w:pPr>
+        <w:pStyle w:val="ListBullet"/>
+      </w:pPr>
+      <w:r>
+        <w:rPr>
+          <w:rFonts w:ascii="Mono" w:hAnsi="Mono"/>
+        </w:rPr>
+        <w:t>GETTING-STARTED.md ./GETTING-STARTED.md</w:t>
+      </w:r>
+    </w:p>
+    <w:p>
+      <w:pPr>
+        <w:pStyle w:val="ListBullet"/>
+      </w:pPr>
+      <w:r>
+        <w:rPr>
+          <w:rFonts w:ascii="Mono" w:hAnsi="Mono"/>
+        </w:rPr>
+        <w:t>NETLIFY-SUPABASE-DEPLOYMENT.md ./NETLIFY-SUPABASE-DEPLOYMENT.md</w:t>
+      </w:r>
+    </w:p>
+    <w:p>
+      <w:pPr>
+        <w:pStyle w:val="ListBullet"/>
+      </w:pPr>
+      <w:r>
+        <w:rPr>
+          <w:rFonts w:ascii="Mono" w:hAnsi="Mono"/>
+        </w:rPr>
+        <w:t>DATA-MAINTENANCE.md ./DATA-MAINTENANCE.md</w:t>
+      </w:r>
+    </w:p>
+    <w:p>
+      <w:pPr>
+        <w:pStyle w:val="ListBullet"/>
+      </w:pPr>
+      <w:r>
+        <w:rPr>
+          <w:rFonts w:ascii="Mono" w:hAnsi="Mono"/>
+        </w:rPr>
+        <w:t>training-suite/README.md ./training-suite/README.md</w:t>
+      </w:r>
+    </w:p>
+    <w:p>
+      <w:r>
+        <w:t>Generated 2026-04-29 14:08 UTC</w:t>
         <w:t xml:space="preserve"> </w:t>
       </w:r>
     </w:p>
